--- a/zht/docx/013.content.docx
+++ b/zht/docx/013.content.docx
@@ -224,90 +224,63 @@
         </w:rPr>
         <w:t>一個物體或一個地方時，他們會把油或</w:t>
       </w:r>
-      <w:hyperlink r:id="rId13">
-        <w:r>
-          <w:rPr>
-            <w:lang w:val="zh_TW" w:bidi="zh_TW"/>
-          </w:rPr>
-          <w:rPr>
-            <w:color w:val="0000EE"/>
-            <w:u w:val="single"/>
-          </w:rPr>
-          <w:t>酒</w:t>
-        </w:r>
-      </w:hyperlink>
+      <w:r>
+        <w:rPr>
+          <w:lang w:val="zh_TW" w:bidi="zh_TW"/>
+        </w:rPr>
+        <w:t>酒</w:t>
+      </w:r>
       <w:r>
         <w:rPr>
           <w:lang w:val="zh_TW" w:bidi="zh_TW"/>
         </w:rPr>
         <w:t>倒在那物體上，或者倒在那個地方。 他們這樣做是要將那個物體或地方獻給神。 在舊約聖經中，雅各在睡覺的時候把頭枕在一塊石頭上，那時他得到了一個神的</w:t>
       </w:r>
-      <w:hyperlink r:id="rId14">
-        <w:r>
-          <w:rPr>
-            <w:lang w:val="zh_TW" w:bidi="zh_TW"/>
-          </w:rPr>
-          <w:rPr>
-            <w:color w:val="0000EE"/>
-            <w:u w:val="single"/>
-          </w:rPr>
-          <w:t>異象</w:t>
-        </w:r>
-      </w:hyperlink>
+      <w:r>
+        <w:rPr>
+          <w:lang w:val="zh_TW" w:bidi="zh_TW"/>
+        </w:rPr>
+        <w:t>異象</w:t>
+      </w:r>
       <w:r>
         <w:rPr>
           <w:lang w:val="zh_TW" w:bidi="zh_TW"/>
         </w:rPr>
         <w:t>。 當他醒來時，他用油膏抹了那塊石頭，標誌著這個地方是</w:t>
       </w:r>
-      <w:hyperlink r:id="rId15">
-        <w:r>
-          <w:rPr>
-            <w:lang w:val="zh_TW" w:bidi="zh_TW"/>
-          </w:rPr>
-          <w:rPr>
-            <w:color w:val="0000EE"/>
-            <w:u w:val="single"/>
-          </w:rPr>
-          <w:t>聖潔</w:t>
-        </w:r>
-      </w:hyperlink>
+      <w:r>
+        <w:rPr>
+          <w:b/>
+          <w:lang w:val="zh_TW" w:bidi="zh_TW"/>
+        </w:rPr>
+        <w:t>聖潔</w:t>
+      </w:r>
       <w:r>
         <w:rPr>
           <w:lang w:val="zh_TW" w:bidi="zh_TW"/>
         </w:rPr>
         <w:t>的，因為神曾在那裏向他説話。 當</w:t>
       </w:r>
-      <w:hyperlink r:id="rId16">
-        <w:r>
-          <w:rPr>
-            <w:lang w:val="zh_TW" w:bidi="zh_TW"/>
-          </w:rPr>
-          <w:rPr>
-            <w:color w:val="0000EE"/>
-            <w:u w:val="single"/>
-          </w:rPr>
-          <w:t>以色列</w:t>
-        </w:r>
-      </w:hyperlink>
+      <w:r>
+        <w:rPr>
+          <w:b/>
+          <w:lang w:val="zh_TW" w:bidi="zh_TW"/>
+        </w:rPr>
+        <w:t>以色列</w:t>
+      </w:r>
       <w:r>
         <w:rPr>
           <w:lang w:val="zh_TW" w:bidi="zh_TW"/>
         </w:rPr>
         <w:t>人建造</w:t>
       </w:r>
-      <w:hyperlink r:id="rId17">
-        <w:r>
-          <w:rPr>
-            <w:lang w:val="zh_TW" w:bidi="zh_TW"/>
-          </w:rPr>
-          <w:rPr>
-            <w:color w:val="0000EE"/>
-            <w:u w:val="single"/>
-          </w:rPr>
-          <w:t>會幕</w:t>
-        </w:r>
-      </w:hyperlink>
+      <w:r>
+        <w:rPr>
+          <w:b/>
+          <w:lang w:val="zh_TW" w:bidi="zh_TW"/>
+        </w:rPr>
+        <w:t>會幕</w:t>
+      </w:r>
       <w:r>
         <w:rPr>
           <w:lang w:val="zh_TW" w:bidi="zh_TW"/>
@@ -327,18 +300,12 @@
         </w:rPr>
         <w:t>膏抹會幕中的物件，把它們獻給神。 這些物件現在是神聖的，或者説聖潔的，並且只會被用於</w:t>
       </w:r>
-      <w:hyperlink r:id="rId18">
-        <w:r>
-          <w:rPr>
-            <w:lang w:val="zh_TW" w:bidi="zh_TW"/>
-          </w:rPr>
-          <w:rPr>
-            <w:color w:val="0000EE"/>
-            <w:u w:val="single"/>
-          </w:rPr>
-          <w:t>敬拜</w:t>
-        </w:r>
-      </w:hyperlink>
+      <w:r>
+        <w:rPr>
+          <w:lang w:val="zh_TW" w:bidi="zh_TW"/>
+        </w:rPr>
+        <w:t>敬拜</w:t>
+      </w:r>
       <w:r>
         <w:rPr>
           <w:lang w:val="zh_TW" w:bidi="zh_TW"/>
